--- a/USPSA/Short Courses/ThreeBodyProblem.docx
+++ b/USPSA/Short Courses/ThreeBodyProblem.docx
@@ -678,6 +678,27 @@
     </w:p>
     <w:p>
       <w:pPr>
+        <w:rPr>
+          <w:noProof/>
+        </w:rPr>
+      </w:pPr>
+    </w:p>
+    <w:p>
+      <w:pPr>
+        <w:rPr>
+          <w:noProof/>
+        </w:rPr>
+      </w:pPr>
+    </w:p>
+    <w:p>
+      <w:pPr>
+        <w:rPr>
+          <w:noProof/>
+        </w:rPr>
+      </w:pPr>
+    </w:p>
+    <w:p>
+      <w:pPr>
         <w:jc w:val="center"/>
       </w:pPr>
       <w:r>
@@ -685,10 +706,10 @@
           <w:noProof/>
         </w:rPr>
         <w:drawing>
-          <wp:inline distT="0" distB="0" distL="0" distR="0" wp14:anchorId="327CA844" wp14:editId="2B3C6C26">
-            <wp:extent cx="6095363" cy="5791200"/>
-            <wp:effectExtent l="0" t="0" r="1270" b="0"/>
-            <wp:docPr id="1999198428" name="Picture 1" descr="A diagram of a diagram of blue barrels and chairs&#10;&#10;AI-generated content may be incorrect."/>
+          <wp:inline distT="0" distB="0" distL="0" distR="0" wp14:anchorId="5C565C5E" wp14:editId="4C53A42E">
+            <wp:extent cx="6326227" cy="4934310"/>
+            <wp:effectExtent l="0" t="0" r="0" b="0"/>
+            <wp:docPr id="1947789404" name="Picture 1" descr="A screenshot of a video game&#10;&#10;AI-generated content may be incorrect."/>
             <wp:cNvGraphicFramePr>
               <a:graphicFrameLocks xmlns:a="http://schemas.openxmlformats.org/drawingml/2006/main" noChangeAspect="1"/>
             </wp:cNvGraphicFramePr>
@@ -696,11 +717,17 @@
               <a:graphicData uri="http://schemas.openxmlformats.org/drawingml/2006/picture">
                 <pic:pic xmlns:pic="http://schemas.openxmlformats.org/drawingml/2006/picture">
                   <pic:nvPicPr>
-                    <pic:cNvPr id="1999198428" name="Picture 1" descr="A diagram of a diagram of blue barrels and chairs&#10;&#10;AI-generated content may be incorrect."/>
+                    <pic:cNvPr id="1947789404" name="Picture 1" descr="A screenshot of a video game&#10;&#10;AI-generated content may be incorrect."/>
                     <pic:cNvPicPr/>
                   </pic:nvPicPr>
                   <pic:blipFill>
-                    <a:blip r:embed="rId7"/>
+                    <a:blip r:embed="rId7">
+                      <a:extLst>
+                        <a:ext uri="{28A0092B-C50C-407E-A947-70E740481C1C}">
+                          <a14:useLocalDpi xmlns:a14="http://schemas.microsoft.com/office/drawing/2010/main" val="0"/>
+                        </a:ext>
+                      </a:extLst>
+                    </a:blip>
                     <a:stretch>
                       <a:fillRect/>
                     </a:stretch>
@@ -708,7 +735,7 @@
                   <pic:spPr>
                     <a:xfrm>
                       <a:off x="0" y="0"/>
-                      <a:ext cx="6111684" cy="5806706"/>
+                      <a:ext cx="6350592" cy="4953314"/>
                     </a:xfrm>
                     <a:prstGeom prst="rect">
                       <a:avLst/>
@@ -721,6 +748,17 @@
         </w:drawing>
       </w:r>
     </w:p>
+    <w:p>
+      <w:pPr>
+        <w:jc w:val="center"/>
+      </w:pPr>
+    </w:p>
+    <w:p>
+      <w:pPr>
+        <w:jc w:val="center"/>
+      </w:pPr>
+    </w:p>
+    <w:p/>
     <w:p/>
     <w:tbl>
       <w:tblPr>
@@ -941,7 +979,7 @@
         <v:path o:extrusionok="f" gradientshapeok="t" o:connecttype="rect"/>
         <o:lock v:ext="edit" aspectratio="t"/>
       </v:shapetype>
-      <v:shape id="_x0000_i1034" type="#_x0000_t75" alt="A diagram of a test tube&#10;&#10;AI-generated content may be incorrect." style="width:868.5pt;height:553pt;visibility:visible;mso-wrap-style:square" o:bullet="t">
+      <v:shape id="_x0000_i1029" type="#_x0000_t75" alt="A diagram of a test tube&#10;&#10;AI-generated content may be incorrect." style="width:868.75pt;height:552.9pt;visibility:visible;mso-wrap-style:square" o:bullet="t">
         <v:imagedata r:id="rId1" o:title="A diagram of a test tube&#10;&#10;AI-generated content may be incorrect"/>
       </v:shape>
     </w:pict>
